--- a/04_Applications/Togetherwork/resume/Resume.docx
+++ b/04_Applications/Togetherwork/resume/Resume.docx
@@ -26,7 +26,7 @@
           <w:rFonts w:ascii="Arial" w:hAnsi="Arial"/>
           <w:sz w:val="16"/>
         </w:rPr>
-        <w:t>Cincinnati, OH | Open to Austin, TX (Relocating)</w:t>
+        <w:t>Cincinnati, OH | Open to Austin, TX and Remote</w:t>
       </w:r>
     </w:p>
     <w:p>
@@ -126,7 +126,7 @@
           <w:rFonts w:ascii="Arial" w:hAnsi="Arial"/>
           <w:sz w:val="17"/>
         </w:rPr>
-        <w:t xml:space="preserve"> Frontline IT support, endpoint troubleshooting, new hire setup / hardware offboarding, A/V systems and wireless infrastructure troubleshooting, ticket lifecycle management.</w:t>
+        <w:t xml:space="preserve"> Technical troubleshooting, device and endpoint triage, hardware dispatch and retrieval coordination, ticket lifecycle management.</w:t>
       </w:r>
     </w:p>
     <w:p>
@@ -222,7 +222,7 @@
           <w:rFonts w:ascii="Arial" w:hAnsi="Arial"/>
           <w:sz w:val="17"/>
         </w:rPr>
-        <w:t>• Provide day-to-day frontline IT support for external customers across 150+ managed properties, serving as the escalation point for hardware and connectivity issues.</w:t>
+        <w:t>• Provide remote technical troubleshooting for external customers across 150+ managed properties, serving as an escalation point for hardware and connectivity issues.</w:t>
       </w:r>
     </w:p>
     <w:p>
